--- a/redcare-agentic-ai-platform/docs/Redcare-Interview-QA.docx
+++ b/redcare-agentic-ai-platform/docs/Redcare-Interview-QA.docx
@@ -323,6 +323,7 @@
         <w:tc>
           <w:tcPr>
             <w:tcW w:w="3163" w:type="dxa"/>
+            <w:shd w:val="clear" w:color="auto" w:fill="FAFBFD"/>
           </w:tcPr>
           <w:tcPr/>
           <w:p>
@@ -343,6 +344,7 @@
         <w:tc>
           <w:tcPr>
             <w:tcW w:w="5863" w:type="dxa"/>
+            <w:shd w:val="clear" w:color="auto" w:fill="FAFBFD"/>
           </w:tcPr>
           <w:tcPr/>
           <w:p>
@@ -397,6 +399,7 @@
         <w:tc>
           <w:tcPr>
             <w:tcW w:w="3163" w:type="dxa"/>
+            <w:shd w:val="clear" w:color="auto" w:fill="FAFBFD"/>
           </w:tcPr>
           <w:tcPr/>
           <w:p>
@@ -417,6 +420,7 @@
         <w:tc>
           <w:tcPr>
             <w:tcW w:w="5863" w:type="dxa"/>
+            <w:shd w:val="clear" w:color="auto" w:fill="FAFBFD"/>
           </w:tcPr>
           <w:tcPr/>
           <w:p>
@@ -471,6 +475,7 @@
         <w:tc>
           <w:tcPr>
             <w:tcW w:w="3163" w:type="dxa"/>
+            <w:shd w:val="clear" w:color="auto" w:fill="FAFBFD"/>
           </w:tcPr>
           <w:tcPr/>
           <w:p>
@@ -491,6 +496,7 @@
         <w:tc>
           <w:tcPr>
             <w:tcW w:w="5863" w:type="dxa"/>
+            <w:shd w:val="clear" w:color="auto" w:fill="FAFBFD"/>
           </w:tcPr>
           <w:tcPr/>
           <w:p>
@@ -545,6 +551,7 @@
         <w:tc>
           <w:tcPr>
             <w:tcW w:w="3163" w:type="dxa"/>
+            <w:shd w:val="clear" w:color="auto" w:fill="FAFBFD"/>
           </w:tcPr>
           <w:tcPr/>
           <w:p>
@@ -565,6 +572,7 @@
         <w:tc>
           <w:tcPr>
             <w:tcW w:w="5863" w:type="dxa"/>
+            <w:shd w:val="clear" w:color="auto" w:fill="FAFBFD"/>
           </w:tcPr>
           <w:tcPr/>
           <w:p>
@@ -619,6 +627,7 @@
         <w:tc>
           <w:tcPr>
             <w:tcW w:w="3163" w:type="dxa"/>
+            <w:shd w:val="clear" w:color="auto" w:fill="FAFBFD"/>
           </w:tcPr>
           <w:tcPr/>
           <w:p>
@@ -639,6 +648,7 @@
         <w:tc>
           <w:tcPr>
             <w:tcW w:w="5863" w:type="dxa"/>
+            <w:shd w:val="clear" w:color="auto" w:fill="FAFBFD"/>
           </w:tcPr>
           <w:tcPr/>
           <w:p>
@@ -693,6 +703,7 @@
         <w:tc>
           <w:tcPr>
             <w:tcW w:w="3163" w:type="dxa"/>
+            <w:shd w:val="clear" w:color="auto" w:fill="FAFBFD"/>
           </w:tcPr>
           <w:tcPr/>
           <w:p>
@@ -713,6 +724,7 @@
         <w:tc>
           <w:tcPr>
             <w:tcW w:w="5863" w:type="dxa"/>
+            <w:shd w:val="clear" w:color="auto" w:fill="FAFBFD"/>
           </w:tcPr>
           <w:tcPr/>
           <w:p>
@@ -767,6 +779,7 @@
         <w:tc>
           <w:tcPr>
             <w:tcW w:w="3163" w:type="dxa"/>
+            <w:shd w:val="clear" w:color="auto" w:fill="FAFBFD"/>
           </w:tcPr>
           <w:tcPr/>
           <w:p>
@@ -787,6 +800,7 @@
         <w:tc>
           <w:tcPr>
             <w:tcW w:w="5863" w:type="dxa"/>
+            <w:shd w:val="clear" w:color="auto" w:fill="FAFBFD"/>
           </w:tcPr>
           <w:tcPr/>
           <w:p>
@@ -841,6 +855,7 @@
         <w:tc>
           <w:tcPr>
             <w:tcW w:w="3163" w:type="dxa"/>
+            <w:shd w:val="clear" w:color="auto" w:fill="FAFBFD"/>
           </w:tcPr>
           <w:tcPr/>
           <w:p>
@@ -861,6 +876,7 @@
         <w:tc>
           <w:tcPr>
             <w:tcW w:w="5863" w:type="dxa"/>
+            <w:shd w:val="clear" w:color="auto" w:fill="FAFBFD"/>
           </w:tcPr>
           <w:tcPr/>
           <w:p>
@@ -915,6 +931,7 @@
         <w:tc>
           <w:tcPr>
             <w:tcW w:w="3163" w:type="dxa"/>
+            <w:shd w:val="clear" w:color="auto" w:fill="FAFBFD"/>
           </w:tcPr>
           <w:tcPr/>
           <w:p>
@@ -935,6 +952,7 @@
         <w:tc>
           <w:tcPr>
             <w:tcW w:w="5863" w:type="dxa"/>
+            <w:shd w:val="clear" w:color="auto" w:fill="FAFBFD"/>
           </w:tcPr>
           <w:tcPr/>
           <w:p>
@@ -989,6 +1007,7 @@
         <w:tc>
           <w:tcPr>
             <w:tcW w:w="3163" w:type="dxa"/>
+            <w:shd w:val="clear" w:color="auto" w:fill="FAFBFD"/>
           </w:tcPr>
           <w:tcPr/>
           <w:p>
@@ -1009,6 +1028,7 @@
         <w:tc>
           <w:tcPr>
             <w:tcW w:w="5863" w:type="dxa"/>
+            <w:shd w:val="clear" w:color="auto" w:fill="FAFBFD"/>
           </w:tcPr>
           <w:tcPr/>
           <w:p>
@@ -6443,6 +6463,7 @@
         <w:tc>
           <w:tcPr>
             <w:tcW w:w="1911" w:type="dxa"/>
+            <w:shd w:val="clear" w:color="auto" w:fill="FAFBFD"/>
           </w:tcPr>
           <w:tcPr/>
           <w:p>
@@ -6458,6 +6479,7 @@
         <w:tc>
           <w:tcPr>
             <w:tcW w:w="2722" w:type="dxa"/>
+            <w:shd w:val="clear" w:color="auto" w:fill="FAFBFD"/>
           </w:tcPr>
           <w:tcPr/>
           <w:p>
@@ -6473,6 +6495,7 @@
         <w:tc>
           <w:tcPr>
             <w:tcW w:w="4393" w:type="dxa"/>
+            <w:shd w:val="clear" w:color="auto" w:fill="FAFBFD"/>
           </w:tcPr>
           <w:tcPr/>
           <w:p>
@@ -6537,6 +6560,7 @@
         <w:tc>
           <w:tcPr>
             <w:tcW w:w="1911" w:type="dxa"/>
+            <w:shd w:val="clear" w:color="auto" w:fill="FAFBFD"/>
           </w:tcPr>
           <w:tcPr/>
           <w:p>
@@ -6552,6 +6576,7 @@
         <w:tc>
           <w:tcPr>
             <w:tcW w:w="2722" w:type="dxa"/>
+            <w:shd w:val="clear" w:color="auto" w:fill="FAFBFD"/>
           </w:tcPr>
           <w:tcPr/>
           <w:p>
@@ -6567,6 +6592,7 @@
         <w:tc>
           <w:tcPr>
             <w:tcW w:w="4393" w:type="dxa"/>
+            <w:shd w:val="clear" w:color="auto" w:fill="FAFBFD"/>
           </w:tcPr>
           <w:tcPr/>
           <w:p>
@@ -11004,6 +11030,7 @@
         <w:tc>
           <w:tcPr>
             <w:tcW w:w="3985" w:type="dxa"/>
+            <w:shd w:val="clear" w:color="auto" w:fill="FAFBFD"/>
           </w:tcPr>
           <w:tcPr/>
           <w:p>
@@ -11019,6 +11046,7 @@
         <w:tc>
           <w:tcPr>
             <w:tcW w:w="5041" w:type="dxa"/>
+            <w:shd w:val="clear" w:color="auto" w:fill="FAFBFD"/>
           </w:tcPr>
           <w:tcPr/>
           <w:p>
@@ -11068,6 +11096,7 @@
         <w:tc>
           <w:tcPr>
             <w:tcW w:w="3985" w:type="dxa"/>
+            <w:shd w:val="clear" w:color="auto" w:fill="FAFBFD"/>
           </w:tcPr>
           <w:tcPr/>
           <w:p>
@@ -11083,6 +11112,7 @@
         <w:tc>
           <w:tcPr>
             <w:tcW w:w="5041" w:type="dxa"/>
+            <w:shd w:val="clear" w:color="auto" w:fill="FAFBFD"/>
           </w:tcPr>
           <w:tcPr/>
           <w:p>
@@ -11132,6 +11162,7 @@
         <w:tc>
           <w:tcPr>
             <w:tcW w:w="3985" w:type="dxa"/>
+            <w:shd w:val="clear" w:color="auto" w:fill="FAFBFD"/>
           </w:tcPr>
           <w:tcPr/>
           <w:p>
@@ -11147,6 +11178,7 @@
         <w:tc>
           <w:tcPr>
             <w:tcW w:w="5041" w:type="dxa"/>
+            <w:shd w:val="clear" w:color="auto" w:fill="FAFBFD"/>
           </w:tcPr>
           <w:tcPr/>
           <w:p>
@@ -11196,6 +11228,7 @@
         <w:tc>
           <w:tcPr>
             <w:tcW w:w="3985" w:type="dxa"/>
+            <w:shd w:val="clear" w:color="auto" w:fill="FAFBFD"/>
           </w:tcPr>
           <w:tcPr/>
           <w:p>
@@ -11211,6 +11244,7 @@
         <w:tc>
           <w:tcPr>
             <w:tcW w:w="5041" w:type="dxa"/>
+            <w:shd w:val="clear" w:color="auto" w:fill="FAFBFD"/>
           </w:tcPr>
           <w:tcPr/>
           <w:p>
@@ -11260,6 +11294,7 @@
         <w:tc>
           <w:tcPr>
             <w:tcW w:w="3985" w:type="dxa"/>
+            <w:shd w:val="clear" w:color="auto" w:fill="FAFBFD"/>
           </w:tcPr>
           <w:tcPr/>
           <w:p>
@@ -11275,6 +11310,7 @@
         <w:tc>
           <w:tcPr>
             <w:tcW w:w="5041" w:type="dxa"/>
+            <w:shd w:val="clear" w:color="auto" w:fill="FAFBFD"/>
           </w:tcPr>
           <w:tcPr/>
           <w:p>
@@ -11324,6 +11360,7 @@
         <w:tc>
           <w:tcPr>
             <w:tcW w:w="3985" w:type="dxa"/>
+            <w:shd w:val="clear" w:color="auto" w:fill="FAFBFD"/>
           </w:tcPr>
           <w:tcPr/>
           <w:p>
@@ -11339,6 +11376,7 @@
         <w:tc>
           <w:tcPr>
             <w:tcW w:w="5041" w:type="dxa"/>
+            <w:shd w:val="clear" w:color="auto" w:fill="FAFBFD"/>
           </w:tcPr>
           <w:tcPr/>
           <w:p>
@@ -11388,6 +11426,7 @@
         <w:tc>
           <w:tcPr>
             <w:tcW w:w="3985" w:type="dxa"/>
+            <w:shd w:val="clear" w:color="auto" w:fill="FAFBFD"/>
           </w:tcPr>
           <w:tcPr/>
           <w:p>
@@ -11403,6 +11442,7 @@
         <w:tc>
           <w:tcPr>
             <w:tcW w:w="5041" w:type="dxa"/>
+            <w:shd w:val="clear" w:color="auto" w:fill="FAFBFD"/>
           </w:tcPr>
           <w:tcPr/>
           <w:p>
@@ -15004,6 +15044,7 @@
         <w:tc>
           <w:tcPr>
             <w:tcW w:w="3573" w:type="dxa"/>
+            <w:shd w:val="clear" w:color="auto" w:fill="FAFBFD"/>
           </w:tcPr>
           <w:tcPr/>
           <w:p>
@@ -15023,6 +15064,7 @@
         <w:tc>
           <w:tcPr>
             <w:tcW w:w="5453" w:type="dxa"/>
+            <w:shd w:val="clear" w:color="auto" w:fill="FAFBFD"/>
           </w:tcPr>
           <w:tcPr/>
           <w:p>
@@ -15076,6 +15118,7 @@
         <w:tc>
           <w:tcPr>
             <w:tcW w:w="3573" w:type="dxa"/>
+            <w:shd w:val="clear" w:color="auto" w:fill="FAFBFD"/>
           </w:tcPr>
           <w:tcPr/>
           <w:p>
@@ -15095,6 +15138,7 @@
         <w:tc>
           <w:tcPr>
             <w:tcW w:w="5453" w:type="dxa"/>
+            <w:shd w:val="clear" w:color="auto" w:fill="FAFBFD"/>
           </w:tcPr>
           <w:tcPr/>
           <w:p>
@@ -15148,6 +15192,7 @@
         <w:tc>
           <w:tcPr>
             <w:tcW w:w="3573" w:type="dxa"/>
+            <w:shd w:val="clear" w:color="auto" w:fill="FAFBFD"/>
           </w:tcPr>
           <w:tcPr/>
           <w:p>
@@ -15167,6 +15212,7 @@
         <w:tc>
           <w:tcPr>
             <w:tcW w:w="5453" w:type="dxa"/>
+            <w:shd w:val="clear" w:color="auto" w:fill="FAFBFD"/>
           </w:tcPr>
           <w:tcPr/>
           <w:p>
@@ -15220,6 +15266,7 @@
         <w:tc>
           <w:tcPr>
             <w:tcW w:w="3573" w:type="dxa"/>
+            <w:shd w:val="clear" w:color="auto" w:fill="FAFBFD"/>
           </w:tcPr>
           <w:tcPr/>
           <w:p>
@@ -15239,6 +15286,7 @@
         <w:tc>
           <w:tcPr>
             <w:tcW w:w="5453" w:type="dxa"/>
+            <w:shd w:val="clear" w:color="auto" w:fill="FAFBFD"/>
           </w:tcPr>
           <w:tcPr/>
           <w:p>
@@ -15292,6 +15340,7 @@
         <w:tc>
           <w:tcPr>
             <w:tcW w:w="3573" w:type="dxa"/>
+            <w:shd w:val="clear" w:color="auto" w:fill="FAFBFD"/>
           </w:tcPr>
           <w:tcPr/>
           <w:p>
@@ -15311,6 +15360,7 @@
         <w:tc>
           <w:tcPr>
             <w:tcW w:w="5453" w:type="dxa"/>
+            <w:shd w:val="clear" w:color="auto" w:fill="FAFBFD"/>
           </w:tcPr>
           <w:tcPr/>
           <w:p>
@@ -15364,6 +15414,7 @@
         <w:tc>
           <w:tcPr>
             <w:tcW w:w="3573" w:type="dxa"/>
+            <w:shd w:val="clear" w:color="auto" w:fill="FAFBFD"/>
           </w:tcPr>
           <w:tcPr/>
           <w:p>
@@ -15383,6 +15434,7 @@
         <w:tc>
           <w:tcPr>
             <w:tcW w:w="5453" w:type="dxa"/>
+            <w:shd w:val="clear" w:color="auto" w:fill="FAFBFD"/>
           </w:tcPr>
           <w:tcPr/>
           <w:p>
@@ -15436,6 +15488,7 @@
         <w:tc>
           <w:tcPr>
             <w:tcW w:w="3573" w:type="dxa"/>
+            <w:shd w:val="clear" w:color="auto" w:fill="FAFBFD"/>
           </w:tcPr>
           <w:tcPr/>
           <w:p>
@@ -15455,6 +15508,7 @@
         <w:tc>
           <w:tcPr>
             <w:tcW w:w="5453" w:type="dxa"/>
+            <w:shd w:val="clear" w:color="auto" w:fill="FAFBFD"/>
           </w:tcPr>
           <w:tcPr/>
           <w:p>
@@ -15508,6 +15562,7 @@
         <w:tc>
           <w:tcPr>
             <w:tcW w:w="3573" w:type="dxa"/>
+            <w:shd w:val="clear" w:color="auto" w:fill="FAFBFD"/>
           </w:tcPr>
           <w:tcPr/>
           <w:p>
@@ -15527,6 +15582,7 @@
         <w:tc>
           <w:tcPr>
             <w:tcW w:w="5453" w:type="dxa"/>
+            <w:shd w:val="clear" w:color="auto" w:fill="FAFBFD"/>
           </w:tcPr>
           <w:tcPr/>
           <w:p>
@@ -15593,6 +15649,7 @@
         <w:tc>
           <w:tcPr>
             <w:tcW w:w="3573" w:type="dxa"/>
+            <w:shd w:val="clear" w:color="auto" w:fill="FAFBFD"/>
           </w:tcPr>
           <w:tcPr/>
           <w:p>
@@ -15612,6 +15669,7 @@
         <w:tc>
           <w:tcPr>
             <w:tcW w:w="5453" w:type="dxa"/>
+            <w:shd w:val="clear" w:color="auto" w:fill="FAFBFD"/>
           </w:tcPr>
           <w:tcPr/>
           <w:p>
@@ -15665,6 +15723,7 @@
         <w:tc>
           <w:tcPr>
             <w:tcW w:w="3573" w:type="dxa"/>
+            <w:shd w:val="clear" w:color="auto" w:fill="FAFBFD"/>
           </w:tcPr>
           <w:tcPr/>
           <w:p>
@@ -15684,6 +15743,7 @@
         <w:tc>
           <w:tcPr>
             <w:tcW w:w="5453" w:type="dxa"/>
+            <w:shd w:val="clear" w:color="auto" w:fill="FAFBFD"/>
           </w:tcPr>
           <w:tcPr/>
           <w:p>
